--- a/public/Greencoat_Attendance_Policy_Mar2026.docx
+++ b/public/Greencoat_Attendance_Policy_Mar2026.docx
@@ -800,6 +800,83 @@
           <w:b/>
         </w:rPr>
       </w:pPr>
+    </w:p>
+    <w:p>
+      <w:pPr>
+        <w:pStyle w:val="Normal"/>
+      </w:pPr>
+      <w:r>
+        <w:rPr>
+          <w:rFonts w:ascii="Calibri" w:hAnsi="Calibri"/>
+        </w:rPr>
+        <w:t xml:space="preserve"/>
+      </w:r>
+    </w:p>
+    <w:p>
+      <w:pPr>
+        <w:pStyle w:val="Heading2"/>
+      </w:pPr>
+      <w:r>
+        <w:rPr>
+          <w:rFonts w:ascii="Calibri" w:hAnsi="Calibri"/>
+        </w:rPr>
+        <w:t xml:space="preserve">Late arrival</w:t>
+      </w:r>
+    </w:p>
+    <w:p>
+      <w:pPr>
+        <w:pStyle w:val="Normal"/>
+      </w:pPr>
+      <w:r>
+        <w:rPr>
+          <w:rFonts w:ascii="Calibri" w:hAnsi="Calibri"/>
+        </w:rPr>
+        <w:t xml:space="preserve">Sessions begin at their published start times. Where a child arrives more than one hour after the start of their booked session, the nursery reserves the right to refuse admission for that session. Late arrival disrupts the settled routine of the room and means the child misses a significant portion of planned learning and care.</w:t>
+      </w:r>
+    </w:p>
+    <w:p>
+      <w:pPr>
+        <w:pStyle w:val="Normal"/>
+      </w:pPr>
+      <w:r>
+        <w:rPr>
+          <w:rFonts w:ascii="Calibri" w:hAnsi="Calibri"/>
+        </w:rPr>
+        <w:t xml:space="preserve">Before refusing entry, a member of staff will attempt to contact the parent or carer by telephone to check for genuine emergencies or exceptional circumstances, which will be handled at the manager's discretion. No fee will be charged for a refused session.</w:t>
+      </w:r>
+    </w:p>
+    <w:p>
+      <w:pPr>
+        <w:pStyle w:val="Normal"/>
+      </w:pPr>
+      <w:r>
+        <w:rPr>
+          <w:rFonts w:ascii="Calibri" w:hAnsi="Calibri"/>
+        </w:rPr>
+        <w:t xml:space="preserve">Where late arrival is persistent, the site manager will speak with the family and, if there is cause for welfare concern, the matter will be referred to the DSL.</w:t>
+      </w:r>
+    </w:p>
+    <w:p>
+      <w:pPr>
+        <w:pStyle w:val="Normal"/>
+      </w:pPr>
+      <w:r>
+        <w:rPr>
+          <w:rFonts w:ascii="Calibri" w:hAnsi="Calibri"/>
+        </w:rPr>
+        <w:t xml:space="preserve">This cut-off is stated in the nursery's Parent Contract and applies to all children. Parents are asked to contact the nursery as early as possible if they anticipate arriving late.</w:t>
+      </w:r>
+    </w:p>
+    <w:p>
+      <w:pPr>
+        <w:pStyle w:val="Normal"/>
+      </w:pPr>
+      <w:r>
+        <w:rPr>
+          <w:rFonts w:ascii="Calibri" w:hAnsi="Calibri"/>
+        </w:rPr>
+        <w:t xml:space="preserve"/>
+      </w:r>
     </w:p>
     <w:p>
       <w:pPr>
